--- a/Технология раработки ПО/UML диаграммы.docx
+++ b/Технология раработки ПО/UML диаграммы.docx
@@ -1,6 +1,6 @@
 
 <file path=word/document.xml><?xml version="1.0" encoding="utf-8"?>
-<w:document xmlns:ve="http://schemas.openxmlformats.org/markup-compatibility/2006" xmlns:o="urn:schemas-microsoft-com:office:office" xmlns:r="http://schemas.openxmlformats.org/officeDocument/2006/relationships" xmlns:m="http://schemas.openxmlformats.org/officeDocument/2006/math" xmlns:v="urn:schemas-microsoft-com:vml" xmlns:wp="http://schemas.openxmlformats.org/drawingml/2006/wordprocessingDrawing" xmlns:w10="urn:schemas-microsoft-com:office:word" xmlns:w="http://schemas.openxmlformats.org/wordprocessingml/2006/main" xmlns:wne="http://schemas.microsoft.com/office/word/2006/wordml">
+<w:document xmlns:wpc="http://schemas.microsoft.com/office/word/2010/wordprocessingCanvas" xmlns:mc="http://schemas.openxmlformats.org/markup-compatibility/2006" xmlns:o="urn:schemas-microsoft-com:office:office" xmlns:r="http://schemas.openxmlformats.org/officeDocument/2006/relationships" xmlns:m="http://schemas.openxmlformats.org/officeDocument/2006/math" xmlns:v="urn:schemas-microsoft-com:vml" xmlns:wp14="http://schemas.microsoft.com/office/word/2010/wordprocessingDrawing" xmlns:wp="http://schemas.openxmlformats.org/drawingml/2006/wordprocessingDrawing" xmlns:w10="urn:schemas-microsoft-com:office:word" xmlns:w="http://schemas.openxmlformats.org/wordprocessingml/2006/main" xmlns:w14="http://schemas.microsoft.com/office/word/2010/wordml" xmlns:wpg="http://schemas.microsoft.com/office/word/2010/wordprocessingGroup" xmlns:wpi="http://schemas.microsoft.com/office/word/2010/wordprocessingInk" xmlns:wne="http://schemas.microsoft.com/office/word/2006/wordml" xmlns:wps="http://schemas.microsoft.com/office/word/2010/wordprocessingShape" mc:Ignorable="w14 wp14">
   <w:body>
     <w:tbl>
       <w:tblPr>
@@ -14,7 +14,7 @@
           <w:insideH w:val="none" w:sz="0" w:space="0" w:color="auto"/>
           <w:insideV w:val="none" w:sz="0" w:space="0" w:color="auto"/>
         </w:tblBorders>
-        <w:tblLook w:val="04A0"/>
+        <w:tblLook w:val="04A0" w:firstRow="1" w:lastRow="0" w:firstColumn="1" w:lastColumn="0" w:noHBand="0" w:noVBand="1"/>
       </w:tblPr>
       <w:tblGrid>
         <w:gridCol w:w="2347"/>
@@ -62,10 +62,10 @@
                           </pic:cNvPicPr>
                         </pic:nvPicPr>
                         <pic:blipFill>
-                          <a:blip r:embed="rId6" cstate="print">
+                          <a:blip r:embed="rId7" cstate="print">
                             <a:extLst>
                               <a:ext uri="{28A0092B-C50C-407E-A947-70E740481C1C}">
-                                <a14:useLocalDpi xmlns:a14="http://schemas.microsoft.com/office/drawing/2010/main" xmlns:wps="http://schemas.microsoft.com/office/word/2010/wordprocessingShape" xmlns:wpi="http://schemas.microsoft.com/office/word/2010/wordprocessingInk" xmlns:wpg="http://schemas.microsoft.com/office/word/2010/wordprocessingGroup" xmlns:w14="http://schemas.microsoft.com/office/word/2010/wordml" xmlns:w="http://schemas.openxmlformats.org/wordprocessingml/2006/main" xmlns:w10="urn:schemas-microsoft-com:office:word" xmlns:wp14="http://schemas.microsoft.com/office/word/2010/wordprocessingDrawing" xmlns:v="urn:schemas-microsoft-com:vml" xmlns:o="urn:schemas-microsoft-com:office:office" xmlns:mc="http://schemas.openxmlformats.org/markup-compatibility/2006" xmlns:wpc="http://schemas.microsoft.com/office/word/2010/wordprocessingCanvas" xmlns="" val="0"/>
+                                <a14:useLocalDpi xmlns:a14="http://schemas.microsoft.com/office/drawing/2010/main" val="0"/>
                               </a:ext>
                             </a:extLst>
                           </a:blip>
@@ -449,22 +449,13 @@
         </w:rPr>
         <w:t>т(</w:t>
       </w:r>
-      <w:proofErr w:type="spellStart"/>
       <w:proofErr w:type="gramEnd"/>
       <w:r>
         <w:rPr>
           <w:rFonts w:cs="Times New Roman"/>
           <w:szCs w:val="28"/>
         </w:rPr>
-        <w:t>ка</w:t>
-      </w:r>
-      <w:proofErr w:type="spellEnd"/>
-      <w:r>
-        <w:rPr>
-          <w:rFonts w:cs="Times New Roman"/>
-          <w:szCs w:val="28"/>
-        </w:rPr>
-        <w:t>): Перепёлкина Анфиса Александровна</w:t>
+        <w:t>ка): Перепёлкина Анфиса Александровна</w:t>
       </w:r>
     </w:p>
     <w:p>
@@ -604,6 +595,7 @@
           <w:docPartUnique/>
         </w:docPartObj>
       </w:sdtPr>
+      <w:sdtEndPr/>
       <w:sdtContent>
         <w:p>
           <w:pPr>
@@ -640,13 +632,133 @@
           <w:r>
             <w:fldChar w:fldCharType="separate"/>
           </w:r>
-          <w:hyperlink w:anchor="_Toc215606485" w:history="1">
+          <w:bookmarkStart w:id="2" w:name="_GoBack"/>
+          <w:bookmarkEnd w:id="2"/>
+          <w:r>
+            <w:rPr>
+              <w:rStyle w:val="a8"/>
+              <w:noProof/>
+            </w:rPr>
+            <w:fldChar w:fldCharType="begin"/>
+          </w:r>
+          <w:r>
+            <w:rPr>
+              <w:rStyle w:val="a8"/>
+              <w:noProof/>
+            </w:rPr>
+            <w:instrText xml:space="preserve"> </w:instrText>
+          </w:r>
+          <w:r>
+            <w:rPr>
+              <w:noProof/>
+            </w:rPr>
+            <w:instrText>HYPERLINK \l "_Toc216084426"</w:instrText>
+          </w:r>
+          <w:r>
+            <w:rPr>
+              <w:rStyle w:val="a8"/>
+              <w:noProof/>
+            </w:rPr>
+            <w:instrText xml:space="preserve"> </w:instrText>
+          </w:r>
+          <w:r>
+            <w:rPr>
+              <w:rStyle w:val="a8"/>
+              <w:noProof/>
+            </w:rPr>
+          </w:r>
+          <w:r>
+            <w:rPr>
+              <w:rStyle w:val="a8"/>
+              <w:noProof/>
+            </w:rPr>
+            <w:fldChar w:fldCharType="separate"/>
+          </w:r>
+          <w:r>
+            <w:rPr>
+              <w:rStyle w:val="a8"/>
+              <w:noProof/>
+            </w:rPr>
+            <w:t>Диаграмма прецедентов</w:t>
+          </w:r>
+          <w:r>
+            <w:rPr>
+              <w:noProof/>
+              <w:webHidden/>
+            </w:rPr>
+            <w:tab/>
+          </w:r>
+          <w:r>
+            <w:rPr>
+              <w:noProof/>
+              <w:webHidden/>
+            </w:rPr>
+            <w:fldChar w:fldCharType="begin"/>
+          </w:r>
+          <w:r>
+            <w:rPr>
+              <w:noProof/>
+              <w:webHidden/>
+            </w:rPr>
+            <w:instrText xml:space="preserve"> PAGEREF _Toc216084426 \h </w:instrText>
+          </w:r>
+          <w:r>
+            <w:rPr>
+              <w:noProof/>
+              <w:webHidden/>
+            </w:rPr>
+          </w:r>
+          <w:r>
+            <w:rPr>
+              <w:noProof/>
+              <w:webHidden/>
+            </w:rPr>
+            <w:fldChar w:fldCharType="separate"/>
+          </w:r>
+          <w:r>
+            <w:rPr>
+              <w:noProof/>
+              <w:webHidden/>
+            </w:rPr>
+            <w:t>3</w:t>
+          </w:r>
+          <w:r>
+            <w:rPr>
+              <w:noProof/>
+              <w:webHidden/>
+            </w:rPr>
+            <w:fldChar w:fldCharType="end"/>
+          </w:r>
+          <w:r>
+            <w:rPr>
+              <w:rStyle w:val="a8"/>
+              <w:noProof/>
+            </w:rPr>
+            <w:fldChar w:fldCharType="end"/>
+          </w:r>
+        </w:p>
+        <w:p>
+          <w:pPr>
+            <w:pStyle w:val="21"/>
+            <w:tabs>
+              <w:tab w:val="right" w:leader="dot" w:pos="9345"/>
+            </w:tabs>
+            <w:rPr>
+              <w:rFonts w:asciiTheme="minorHAnsi" w:eastAsiaTheme="minorEastAsia" w:hAnsiTheme="minorHAnsi"/>
+              <w:noProof/>
+              <w:kern w:val="0"/>
+              <w:sz w:val="22"/>
+              <w:szCs w:val="22"/>
+              <w:lang w:eastAsia="ru-RU"/>
+            </w:rPr>
+          </w:pPr>
+          <w:hyperlink w:anchor="_Toc216084427" w:history="1">
             <w:r>
               <w:rPr>
                 <w:rStyle w:val="a8"/>
                 <w:noProof/>
               </w:rPr>
-              <w:t>Диаграмма прецедентов</w:t>
+              <w:t>Описание:</w:t>
             </w:r>
             <w:r>
               <w:rPr>
@@ -667,7 +779,7 @@
                 <w:noProof/>
                 <w:webHidden/>
               </w:rPr>
-              <w:instrText xml:space="preserve"> PAGEREF _Toc215606485 \h </w:instrText>
+              <w:instrText xml:space="preserve"> PAGEREF _Toc216084427 \h </w:instrText>
             </w:r>
             <w:r>
               <w:rPr>
@@ -687,7 +799,80 @@
                 <w:noProof/>
                 <w:webHidden/>
               </w:rPr>
-              <w:t>2</w:t>
+              <w:t>3</w:t>
+            </w:r>
+            <w:r>
+              <w:rPr>
+                <w:noProof/>
+                <w:webHidden/>
+              </w:rPr>
+              <w:fldChar w:fldCharType="end"/>
+            </w:r>
+          </w:hyperlink>
+        </w:p>
+        <w:p>
+          <w:pPr>
+            <w:pStyle w:val="11"/>
+            <w:tabs>
+              <w:tab w:val="right" w:leader="dot" w:pos="9345"/>
+            </w:tabs>
+            <w:rPr>
+              <w:rFonts w:asciiTheme="minorHAnsi" w:eastAsiaTheme="minorEastAsia" w:hAnsiTheme="minorHAnsi"/>
+              <w:noProof/>
+              <w:kern w:val="0"/>
+              <w:sz w:val="22"/>
+              <w:szCs w:val="22"/>
+              <w:lang w:eastAsia="ru-RU"/>
+            </w:rPr>
+          </w:pPr>
+          <w:hyperlink w:anchor="_Toc216084428" w:history="1">
+            <w:r>
+              <w:rPr>
+                <w:rStyle w:val="a8"/>
+                <w:noProof/>
+              </w:rPr>
+              <w:t>Диаграмма состояний(проверка наличия)</w:t>
+            </w:r>
+            <w:r>
+              <w:rPr>
+                <w:noProof/>
+                <w:webHidden/>
+              </w:rPr>
+              <w:tab/>
+            </w:r>
+            <w:r>
+              <w:rPr>
+                <w:noProof/>
+                <w:webHidden/>
+              </w:rPr>
+              <w:fldChar w:fldCharType="begin"/>
+            </w:r>
+            <w:r>
+              <w:rPr>
+                <w:noProof/>
+                <w:webHidden/>
+              </w:rPr>
+              <w:instrText xml:space="preserve"> PAGEREF _Toc216084428 \h </w:instrText>
+            </w:r>
+            <w:r>
+              <w:rPr>
+                <w:noProof/>
+                <w:webHidden/>
+              </w:rPr>
+            </w:r>
+            <w:r>
+              <w:rPr>
+                <w:noProof/>
+                <w:webHidden/>
+              </w:rPr>
+              <w:fldChar w:fldCharType="separate"/>
+            </w:r>
+            <w:r>
+              <w:rPr>
+                <w:noProof/>
+                <w:webHidden/>
+              </w:rPr>
+              <w:t>4</w:t>
             </w:r>
             <w:r>
               <w:rPr>
@@ -713,11 +898,12 @@
               <w:lang w:eastAsia="ru-RU"/>
             </w:rPr>
           </w:pPr>
-          <w:hyperlink w:anchor="_Toc215606486" w:history="1">
+          <w:hyperlink w:anchor="_Toc216084429" w:history="1">
             <w:r>
               <w:rPr>
                 <w:rStyle w:val="a8"/>
                 <w:noProof/>
+                <w:lang w:eastAsia="ru-RU"/>
               </w:rPr>
               <w:t>Описание:</w:t>
             </w:r>
@@ -740,7 +926,7 @@
                 <w:noProof/>
                 <w:webHidden/>
               </w:rPr>
-              <w:instrText xml:space="preserve"> PAGEREF _Toc215606486 \h </w:instrText>
+              <w:instrText xml:space="preserve"> PAGEREF _Toc216084429 \h </w:instrText>
             </w:r>
             <w:r>
               <w:rPr>
@@ -760,7 +946,80 @@
                 <w:noProof/>
                 <w:webHidden/>
               </w:rPr>
-              <w:t>2</w:t>
+              <w:t>4</w:t>
+            </w:r>
+            <w:r>
+              <w:rPr>
+                <w:noProof/>
+                <w:webHidden/>
+              </w:rPr>
+              <w:fldChar w:fldCharType="end"/>
+            </w:r>
+          </w:hyperlink>
+        </w:p>
+        <w:p>
+          <w:pPr>
+            <w:pStyle w:val="11"/>
+            <w:tabs>
+              <w:tab w:val="right" w:leader="dot" w:pos="9345"/>
+            </w:tabs>
+            <w:rPr>
+              <w:rFonts w:asciiTheme="minorHAnsi" w:eastAsiaTheme="minorEastAsia" w:hAnsiTheme="minorHAnsi"/>
+              <w:noProof/>
+              <w:kern w:val="0"/>
+              <w:sz w:val="22"/>
+              <w:szCs w:val="22"/>
+              <w:lang w:eastAsia="ru-RU"/>
+            </w:rPr>
+          </w:pPr>
+          <w:hyperlink w:anchor="_Toc216084430" w:history="1">
+            <w:r>
+              <w:rPr>
+                <w:rStyle w:val="a8"/>
+                <w:noProof/>
+              </w:rPr>
+              <w:t>Диаграмма классов</w:t>
+            </w:r>
+            <w:r>
+              <w:rPr>
+                <w:noProof/>
+                <w:webHidden/>
+              </w:rPr>
+              <w:tab/>
+            </w:r>
+            <w:r>
+              <w:rPr>
+                <w:noProof/>
+                <w:webHidden/>
+              </w:rPr>
+              <w:fldChar w:fldCharType="begin"/>
+            </w:r>
+            <w:r>
+              <w:rPr>
+                <w:noProof/>
+                <w:webHidden/>
+              </w:rPr>
+              <w:instrText xml:space="preserve"> PAGEREF _Toc216084430 \h </w:instrText>
+            </w:r>
+            <w:r>
+              <w:rPr>
+                <w:noProof/>
+                <w:webHidden/>
+              </w:rPr>
+            </w:r>
+            <w:r>
+              <w:rPr>
+                <w:noProof/>
+                <w:webHidden/>
+              </w:rPr>
+              <w:fldChar w:fldCharType="separate"/>
+            </w:r>
+            <w:r>
+              <w:rPr>
+                <w:noProof/>
+                <w:webHidden/>
+              </w:rPr>
+              <w:t>5</w:t>
             </w:r>
             <w:r>
               <w:rPr>
@@ -786,21 +1045,13 @@
               <w:lang w:eastAsia="ru-RU"/>
             </w:rPr>
           </w:pPr>
-          <w:hyperlink w:anchor="_Toc215606487" w:history="1">
-            <w:r>
-              <w:rPr>
-                <w:rStyle w:val="a8"/>
-                <w:rFonts w:asciiTheme="majorHAnsi" w:hAnsiTheme="majorHAnsi"/>
-                <w:noProof/>
-              </w:rPr>
-              <w:t>Диаграмма состояний</w:t>
-            </w:r>
+          <w:hyperlink w:anchor="_Toc216084431" w:history="1">
             <w:r>
               <w:rPr>
                 <w:rStyle w:val="a8"/>
                 <w:noProof/>
               </w:rPr>
-              <w:t>(проверка наличия)</w:t>
+              <w:t>Описание:</w:t>
             </w:r>
             <w:r>
               <w:rPr>
@@ -821,7 +1072,7 @@
                 <w:noProof/>
                 <w:webHidden/>
               </w:rPr>
-              <w:instrText xml:space="preserve"> PAGEREF _Toc215606487 \h </w:instrText>
+              <w:instrText xml:space="preserve"> PAGEREF _Toc216084431 \h </w:instrText>
             </w:r>
             <w:r>
               <w:rPr>
@@ -841,227 +1092,7 @@
                 <w:noProof/>
                 <w:webHidden/>
               </w:rPr>
-              <w:t>3</w:t>
-            </w:r>
-            <w:r>
-              <w:rPr>
-                <w:noProof/>
-                <w:webHidden/>
-              </w:rPr>
-              <w:fldChar w:fldCharType="end"/>
-            </w:r>
-          </w:hyperlink>
-        </w:p>
-        <w:p>
-          <w:pPr>
-            <w:pStyle w:val="21"/>
-            <w:tabs>
-              <w:tab w:val="right" w:leader="dot" w:pos="9345"/>
-            </w:tabs>
-            <w:rPr>
-              <w:rFonts w:asciiTheme="minorHAnsi" w:eastAsiaTheme="minorEastAsia" w:hAnsiTheme="minorHAnsi"/>
-              <w:noProof/>
-              <w:kern w:val="0"/>
-              <w:sz w:val="22"/>
-              <w:szCs w:val="22"/>
-              <w:lang w:eastAsia="ru-RU"/>
-            </w:rPr>
-          </w:pPr>
-          <w:hyperlink w:anchor="_Toc215606488" w:history="1">
-            <w:r>
-              <w:rPr>
-                <w:rStyle w:val="a8"/>
-                <w:noProof/>
-                <w:lang w:eastAsia="ru-RU"/>
-              </w:rPr>
-              <w:t>Описание:</w:t>
-            </w:r>
-            <w:r>
-              <w:rPr>
-                <w:noProof/>
-                <w:webHidden/>
-              </w:rPr>
-              <w:tab/>
-            </w:r>
-            <w:r>
-              <w:rPr>
-                <w:noProof/>
-                <w:webHidden/>
-              </w:rPr>
-              <w:fldChar w:fldCharType="begin"/>
-            </w:r>
-            <w:r>
-              <w:rPr>
-                <w:noProof/>
-                <w:webHidden/>
-              </w:rPr>
-              <w:instrText xml:space="preserve"> PAGEREF _Toc215606488 \h </w:instrText>
-            </w:r>
-            <w:r>
-              <w:rPr>
-                <w:noProof/>
-                <w:webHidden/>
-              </w:rPr>
-            </w:r>
-            <w:r>
-              <w:rPr>
-                <w:noProof/>
-                <w:webHidden/>
-              </w:rPr>
-              <w:fldChar w:fldCharType="separate"/>
-            </w:r>
-            <w:r>
-              <w:rPr>
-                <w:noProof/>
-                <w:webHidden/>
-              </w:rPr>
-              <w:t>3</w:t>
-            </w:r>
-            <w:r>
-              <w:rPr>
-                <w:noProof/>
-                <w:webHidden/>
-              </w:rPr>
-              <w:fldChar w:fldCharType="end"/>
-            </w:r>
-          </w:hyperlink>
-        </w:p>
-        <w:p>
-          <w:pPr>
-            <w:pStyle w:val="11"/>
-            <w:tabs>
-              <w:tab w:val="right" w:leader="dot" w:pos="9345"/>
-            </w:tabs>
-            <w:rPr>
-              <w:rFonts w:asciiTheme="minorHAnsi" w:eastAsiaTheme="minorEastAsia" w:hAnsiTheme="minorHAnsi"/>
-              <w:noProof/>
-              <w:kern w:val="0"/>
-              <w:sz w:val="22"/>
-              <w:szCs w:val="22"/>
-              <w:lang w:eastAsia="ru-RU"/>
-            </w:rPr>
-          </w:pPr>
-          <w:hyperlink w:anchor="_Toc215606489" w:history="1">
-            <w:r>
-              <w:rPr>
-                <w:rStyle w:val="a8"/>
-                <w:noProof/>
-              </w:rPr>
-              <w:t>Диаграмма классов</w:t>
-            </w:r>
-            <w:r>
-              <w:rPr>
-                <w:noProof/>
-                <w:webHidden/>
-              </w:rPr>
-              <w:tab/>
-            </w:r>
-            <w:r>
-              <w:rPr>
-                <w:noProof/>
-                <w:webHidden/>
-              </w:rPr>
-              <w:fldChar w:fldCharType="begin"/>
-            </w:r>
-            <w:r>
-              <w:rPr>
-                <w:noProof/>
-                <w:webHidden/>
-              </w:rPr>
-              <w:instrText xml:space="preserve"> PAGEREF _Toc215606489 \h </w:instrText>
-            </w:r>
-            <w:r>
-              <w:rPr>
-                <w:noProof/>
-                <w:webHidden/>
-              </w:rPr>
-            </w:r>
-            <w:r>
-              <w:rPr>
-                <w:noProof/>
-                <w:webHidden/>
-              </w:rPr>
-              <w:fldChar w:fldCharType="separate"/>
-            </w:r>
-            <w:r>
-              <w:rPr>
-                <w:noProof/>
-                <w:webHidden/>
-              </w:rPr>
-              <w:t>4</w:t>
-            </w:r>
-            <w:r>
-              <w:rPr>
-                <w:noProof/>
-                <w:webHidden/>
-              </w:rPr>
-              <w:fldChar w:fldCharType="end"/>
-            </w:r>
-          </w:hyperlink>
-        </w:p>
-        <w:p>
-          <w:pPr>
-            <w:pStyle w:val="21"/>
-            <w:tabs>
-              <w:tab w:val="right" w:leader="dot" w:pos="9345"/>
-            </w:tabs>
-            <w:rPr>
-              <w:rFonts w:asciiTheme="minorHAnsi" w:eastAsiaTheme="minorEastAsia" w:hAnsiTheme="minorHAnsi"/>
-              <w:noProof/>
-              <w:kern w:val="0"/>
-              <w:sz w:val="22"/>
-              <w:szCs w:val="22"/>
-              <w:lang w:eastAsia="ru-RU"/>
-            </w:rPr>
-          </w:pPr>
-          <w:hyperlink w:anchor="_Toc215606490" w:history="1">
-            <w:r>
-              <w:rPr>
-                <w:rStyle w:val="a8"/>
-                <w:noProof/>
-              </w:rPr>
-              <w:t>Описание:</w:t>
-            </w:r>
-            <w:r>
-              <w:rPr>
-                <w:noProof/>
-                <w:webHidden/>
-              </w:rPr>
-              <w:tab/>
-            </w:r>
-            <w:r>
-              <w:rPr>
-                <w:noProof/>
-                <w:webHidden/>
-              </w:rPr>
-              <w:fldChar w:fldCharType="begin"/>
-            </w:r>
-            <w:r>
-              <w:rPr>
-                <w:noProof/>
-                <w:webHidden/>
-              </w:rPr>
-              <w:instrText xml:space="preserve"> PAGEREF _Toc215606490 \h </w:instrText>
-            </w:r>
-            <w:r>
-              <w:rPr>
-                <w:noProof/>
-                <w:webHidden/>
-              </w:rPr>
-            </w:r>
-            <w:r>
-              <w:rPr>
-                <w:noProof/>
-                <w:webHidden/>
-              </w:rPr>
-              <w:fldChar w:fldCharType="separate"/>
-            </w:r>
-            <w:r>
-              <w:rPr>
-                <w:noProof/>
-                <w:webHidden/>
-              </w:rPr>
-              <w:t>4</w:t>
+              <w:t>5</w:t>
             </w:r>
             <w:r>
               <w:rPr>
@@ -1097,13 +1128,13 @@
       <w:pPr>
         <w:pStyle w:val="1"/>
       </w:pPr>
-      <w:bookmarkStart w:id="2" w:name="_Toc215606485"/>
+      <w:bookmarkStart w:id="3" w:name="_Toc216084426"/>
       <w:r>
         <w:lastRenderedPageBreak/>
         <w:t>Диаграмма прецедентов</w:t>
       </w:r>
       <w:bookmarkEnd w:id="0"/>
-      <w:bookmarkEnd w:id="2"/>
+      <w:bookmarkEnd w:id="3"/>
     </w:p>
     <w:p>
       <w:pPr>
@@ -1135,7 +1166,7 @@
                     <pic:cNvPicPr/>
                   </pic:nvPicPr>
                   <pic:blipFill rotWithShape="1">
-                    <a:blip r:embed="rId7" cstate="print"/>
+                    <a:blip r:embed="rId8" cstate="print"/>
                     <a:srcRect l="16883" t="19766" r="19950" b="12006"/>
                     <a:stretch/>
                   </pic:blipFill>
@@ -1152,7 +1183,7 @@
                     </a:ln>
                     <a:extLst>
                       <a:ext uri="{53640926-AAD7-44D8-BBD7-CCE9431645EC}">
-                        <a14:shadowObscured xmlns:a14="http://schemas.microsoft.com/office/drawing/2010/main" xmlns:wps="http://schemas.microsoft.com/office/word/2010/wordprocessingShape" xmlns:wpi="http://schemas.microsoft.com/office/word/2010/wordprocessingInk" xmlns:wpg="http://schemas.microsoft.com/office/word/2010/wordprocessingGroup" xmlns:w14="http://schemas.microsoft.com/office/word/2010/wordml" xmlns:w="http://schemas.openxmlformats.org/wordprocessingml/2006/main" xmlns:w10="urn:schemas-microsoft-com:office:word" xmlns:wp14="http://schemas.microsoft.com/office/word/2010/wordprocessingDrawing" xmlns:v="urn:schemas-microsoft-com:vml" xmlns:o="urn:schemas-microsoft-com:office:office" xmlns:mc="http://schemas.openxmlformats.org/markup-compatibility/2006" xmlns:wpc="http://schemas.microsoft.com/office/word/2010/wordprocessingCanvas" xmlns=""/>
+                        <a14:shadowObscured xmlns:a14="http://schemas.microsoft.com/office/drawing/2010/main"/>
                       </a:ext>
                     </a:extLst>
                   </pic:spPr>
@@ -1167,13 +1198,13 @@
       <w:pPr>
         <w:pStyle w:val="2"/>
       </w:pPr>
-      <w:bookmarkStart w:id="3" w:name="_Toc215506833"/>
-      <w:bookmarkStart w:id="4" w:name="_Toc215606486"/>
+      <w:bookmarkStart w:id="4" w:name="_Toc215506833"/>
+      <w:bookmarkStart w:id="5" w:name="_Toc216084427"/>
       <w:r>
         <w:t>Описание:</w:t>
       </w:r>
-      <w:bookmarkEnd w:id="3"/>
       <w:bookmarkEnd w:id="4"/>
+      <w:bookmarkEnd w:id="5"/>
     </w:p>
     <w:p>
       <w:r>
@@ -1450,17 +1481,15 @@
     <w:p/>
     <w:p>
       <w:pPr>
-        <w:pStyle w:val="2"/>
-        <w:jc w:val="center"/>
-        <w:rPr>
-          <w:b w:val="0"/>
-        </w:rPr>
-      </w:pPr>
-      <w:bookmarkStart w:id="5" w:name="_Toc215506834"/>
-      <w:bookmarkStart w:id="6" w:name="_Toc215606487"/>
+        <w:pStyle w:val="1"/>
+      </w:pPr>
+      <w:bookmarkStart w:id="6" w:name="_Toc215506834"/>
+      <w:bookmarkStart w:id="7" w:name="_Toc216084428"/>
       <w:r>
         <w:rPr>
           <w:rStyle w:val="10"/>
+          <w:b/>
+          <w:bCs/>
         </w:rPr>
         <w:t>Диаграмма состояни</w:t>
       </w:r>
@@ -1468,24 +1497,20 @@
       <w:r>
         <w:rPr>
           <w:rStyle w:val="10"/>
+          <w:b/>
+          <w:bCs/>
         </w:rPr>
         <w:t>й</w:t>
       </w:r>
       <w:r>
-        <w:rPr>
-          <w:b w:val="0"/>
-        </w:rPr>
         <w:t>(</w:t>
       </w:r>
       <w:proofErr w:type="gramEnd"/>
       <w:r>
-        <w:rPr>
-          <w:b w:val="0"/>
-        </w:rPr>
         <w:t>проверка наличия)</w:t>
       </w:r>
-      <w:bookmarkEnd w:id="5"/>
       <w:bookmarkEnd w:id="6"/>
+      <w:bookmarkEnd w:id="7"/>
     </w:p>
     <w:p>
       <w:pPr>
@@ -1516,7 +1541,7 @@
                     <pic:cNvPicPr/>
                   </pic:nvPicPr>
                   <pic:blipFill rotWithShape="1">
-                    <a:blip r:embed="rId8" cstate="print"/>
+                    <a:blip r:embed="rId9" cstate="print"/>
                     <a:srcRect l="28231" t="20912" r="35837" b="14448"/>
                     <a:stretch/>
                   </pic:blipFill>
@@ -1533,7 +1558,7 @@
                     </a:ln>
                     <a:extLst>
                       <a:ext uri="{53640926-AAD7-44D8-BBD7-CCE9431645EC}">
-                        <a14:shadowObscured xmlns:a14="http://schemas.microsoft.com/office/drawing/2010/main" xmlns:wps="http://schemas.microsoft.com/office/word/2010/wordprocessingShape" xmlns:wpi="http://schemas.microsoft.com/office/word/2010/wordprocessingInk" xmlns:wpg="http://schemas.microsoft.com/office/word/2010/wordprocessingGroup" xmlns:w14="http://schemas.microsoft.com/office/word/2010/wordml" xmlns:w="http://schemas.openxmlformats.org/wordprocessingml/2006/main" xmlns:w10="urn:schemas-microsoft-com:office:word" xmlns:wp14="http://schemas.microsoft.com/office/word/2010/wordprocessingDrawing" xmlns:v="urn:schemas-microsoft-com:vml" xmlns:o="urn:schemas-microsoft-com:office:office" xmlns:mc="http://schemas.openxmlformats.org/markup-compatibility/2006" xmlns:wpc="http://schemas.microsoft.com/office/word/2010/wordprocessingCanvas" xmlns=""/>
+                        <a14:shadowObscured xmlns:a14="http://schemas.microsoft.com/office/drawing/2010/main"/>
                       </a:ext>
                     </a:extLst>
                   </pic:spPr>
@@ -1543,8 +1568,6 @@
           </wp:inline>
         </w:drawing>
       </w:r>
-      <w:bookmarkStart w:id="7" w:name="_GoBack"/>
-      <w:bookmarkEnd w:id="7"/>
     </w:p>
     <w:p>
       <w:pPr>
@@ -1555,7 +1578,7 @@
         </w:rPr>
       </w:pPr>
       <w:bookmarkStart w:id="8" w:name="_Toc215506835"/>
-      <w:bookmarkStart w:id="9" w:name="_Toc215606488"/>
+      <w:bookmarkStart w:id="9" w:name="_Toc216084429"/>
       <w:r>
         <w:rPr>
           <w:noProof/>
@@ -1771,7 +1794,7 @@
         <w:pStyle w:val="1"/>
       </w:pPr>
       <w:bookmarkStart w:id="10" w:name="_Toc215506836"/>
-      <w:bookmarkStart w:id="11" w:name="_Toc215606489"/>
+      <w:bookmarkStart w:id="11" w:name="_Toc216084430"/>
       <w:r>
         <w:t>Диаграмма классов</w:t>
       </w:r>
@@ -1807,7 +1830,7 @@
                     </pic:cNvPicPr>
                   </pic:nvPicPr>
                   <pic:blipFill>
-                    <a:blip r:embed="rId9" cstate="print"/>
+                    <a:blip r:embed="rId10" cstate="print"/>
                     <a:srcRect/>
                     <a:stretch>
                       <a:fillRect/>
@@ -1843,7 +1866,7 @@
           <w:lang w:val="en-US"/>
         </w:rPr>
       </w:pPr>
-      <w:bookmarkStart w:id="12" w:name="_Toc215606490"/>
+      <w:bookmarkStart w:id="12" w:name="_Toc216084431"/>
       <w:r>
         <w:t>Описание:</w:t>
       </w:r>
@@ -2738,7 +2761,7 @@
 </file>
 
 <file path=word/numbering.xml><?xml version="1.0" encoding="utf-8"?>
-<w:numbering xmlns:ve="http://schemas.openxmlformats.org/markup-compatibility/2006" xmlns:o="urn:schemas-microsoft-com:office:office" xmlns:r="http://schemas.openxmlformats.org/officeDocument/2006/relationships" xmlns:m="http://schemas.openxmlformats.org/officeDocument/2006/math" xmlns:v="urn:schemas-microsoft-com:vml" xmlns:wp="http://schemas.openxmlformats.org/drawingml/2006/wordprocessingDrawing" xmlns:w10="urn:schemas-microsoft-com:office:word" xmlns:w="http://schemas.openxmlformats.org/wordprocessingml/2006/main" xmlns:wne="http://schemas.microsoft.com/office/word/2006/wordml">
+<w:numbering xmlns:wpc="http://schemas.microsoft.com/office/word/2010/wordprocessingCanvas" xmlns:mc="http://schemas.openxmlformats.org/markup-compatibility/2006" xmlns:o="urn:schemas-microsoft-com:office:office" xmlns:r="http://schemas.openxmlformats.org/officeDocument/2006/relationships" xmlns:m="http://schemas.openxmlformats.org/officeDocument/2006/math" xmlns:v="urn:schemas-microsoft-com:vml" xmlns:wp14="http://schemas.microsoft.com/office/word/2010/wordprocessingDrawing" xmlns:wp="http://schemas.openxmlformats.org/drawingml/2006/wordprocessingDrawing" xmlns:w10="urn:schemas-microsoft-com:office:word" xmlns:w="http://schemas.openxmlformats.org/wordprocessingml/2006/main" xmlns:w14="http://schemas.microsoft.com/office/word/2010/wordml" xmlns:wpg="http://schemas.microsoft.com/office/word/2010/wordprocessingGroup" xmlns:wpi="http://schemas.microsoft.com/office/word/2010/wordprocessingInk" xmlns:wne="http://schemas.microsoft.com/office/word/2006/wordml" xmlns:wps="http://schemas.microsoft.com/office/word/2010/wordprocessingShape" mc:Ignorable="w14 wp14">
   <w:abstractNum w:abstractNumId="0">
     <w:nsid w:val="0A8010D4"/>
     <w:multiLevelType w:val="hybridMultilevel"/>
@@ -3944,7 +3967,7 @@
 </file>
 
 <file path=word/styles.xml><?xml version="1.0" encoding="utf-8"?>
-<w:styles xmlns:r="http://schemas.openxmlformats.org/officeDocument/2006/relationships" xmlns:w="http://schemas.openxmlformats.org/wordprocessingml/2006/main">
+<w:styles xmlns:mc="http://schemas.openxmlformats.org/markup-compatibility/2006" xmlns:r="http://schemas.openxmlformats.org/officeDocument/2006/relationships" xmlns:w="http://schemas.openxmlformats.org/wordprocessingml/2006/main" xmlns:w14="http://schemas.microsoft.com/office/word/2010/wordml" mc:Ignorable="w14">
   <w:docDefaults>
     <w:rPrDefault>
       <w:rPr>
@@ -4192,7 +4215,6 @@
     <w:uiPriority w:val="99"/>
     <w:semiHidden/>
     <w:unhideWhenUsed/>
-    <w:qFormat/>
     <w:tblPr>
       <w:tblInd w:w="0" w:type="dxa"/>
       <w:tblCellMar>
@@ -4296,7 +4318,6 @@
       <w:szCs w:val="24"/>
     </w:rPr>
     <w:tblPr>
-      <w:tblInd w:w="0" w:type="dxa"/>
       <w:tblBorders>
         <w:top w:val="single" w:sz="4" w:space="0" w:color="auto"/>
         <w:left w:val="single" w:sz="4" w:space="0" w:color="auto"/>
@@ -4305,12 +4326,6 @@
         <w:insideH w:val="single" w:sz="4" w:space="0" w:color="auto"/>
         <w:insideV w:val="single" w:sz="4" w:space="0" w:color="auto"/>
       </w:tblBorders>
-      <w:tblCellMar>
-        <w:top w:w="0" w:type="dxa"/>
-        <w:left w:w="108" w:type="dxa"/>
-        <w:bottom w:w="0" w:type="dxa"/>
-        <w:right w:w="108" w:type="dxa"/>
-      </w:tblCellMar>
     </w:tblPr>
   </w:style>
   <w:style w:type="character" w:customStyle="1" w:styleId="10">
@@ -4382,6 +4397,196 @@
       <w:color w:val="0000FF" w:themeColor="hyperlink"/>
       <w:u w:val="single"/>
     </w:rPr>
+  </w:style>
+</w:styles>
+</file>
+
+<file path=word/stylesWithEffects.xml><?xml version="1.0" encoding="utf-8"?>
+<w:styles xmlns:wpc="http://schemas.microsoft.com/office/word/2010/wordprocessingCanvas" xmlns:mc="http://schemas.openxmlformats.org/markup-compatibility/2006" xmlns:o="urn:schemas-microsoft-com:office:office" xmlns:r="http://schemas.openxmlformats.org/officeDocument/2006/relationships" xmlns:m="http://schemas.openxmlformats.org/officeDocument/2006/math" xmlns:v="urn:schemas-microsoft-com:vml" xmlns:wp14="http://schemas.microsoft.com/office/word/2010/wordprocessingDrawing" xmlns:wp="http://schemas.openxmlformats.org/drawingml/2006/wordprocessingDrawing" xmlns:w10="urn:schemas-microsoft-com:office:word" xmlns:w="http://schemas.openxmlformats.org/wordprocessingml/2006/main" xmlns:w14="http://schemas.microsoft.com/office/word/2010/wordml" xmlns:wpg="http://schemas.microsoft.com/office/word/2010/wordprocessingGroup" xmlns:wpi="http://schemas.microsoft.com/office/word/2010/wordprocessingInk" xmlns:wne="http://schemas.microsoft.com/office/word/2006/wordml" xmlns:wps="http://schemas.microsoft.com/office/word/2010/wordprocessingShape" mc:Ignorable="w14 wp14">
+  <w:docDefaults>
+    <w:rPrDefault>
+      <w:rPr>
+        <w:rFonts w:asciiTheme="minorHAnsi" w:eastAsiaTheme="minorEastAsia" w:hAnsiTheme="minorHAnsi" w:cstheme="minorBidi"/>
+        <w:sz w:val="22"/>
+        <w:szCs w:val="22"/>
+        <w:lang w:val="ru-RU" w:eastAsia="ru-RU" w:bidi="ar-SA"/>
+      </w:rPr>
+    </w:rPrDefault>
+    <w:pPrDefault>
+      <w:pPr>
+        <w:spacing w:after="200" w:line="276" w:lineRule="auto"/>
+      </w:pPr>
+    </w:pPrDefault>
+  </w:docDefaults>
+  <w:latentStyles w:defLockedState="0" w:defUIPriority="99" w:defSemiHidden="1" w:defUnhideWhenUsed="1" w:defQFormat="0" w:count="267">
+    <w:lsdException w:name="Normal" w:semiHidden="0" w:uiPriority="0" w:unhideWhenUsed="0" w:qFormat="1"/>
+    <w:lsdException w:name="heading 1" w:semiHidden="0" w:uiPriority="9" w:unhideWhenUsed="0" w:qFormat="1"/>
+    <w:lsdException w:name="heading 2" w:uiPriority="9" w:qFormat="1"/>
+    <w:lsdException w:name="heading 3" w:uiPriority="9" w:qFormat="1"/>
+    <w:lsdException w:name="heading 4" w:uiPriority="9" w:qFormat="1"/>
+    <w:lsdException w:name="heading 5" w:uiPriority="9" w:qFormat="1"/>
+    <w:lsdException w:name="heading 6" w:uiPriority="9" w:qFormat="1"/>
+    <w:lsdException w:name="heading 7" w:uiPriority="9" w:qFormat="1"/>
+    <w:lsdException w:name="heading 8" w:uiPriority="9" w:qFormat="1"/>
+    <w:lsdException w:name="heading 9" w:uiPriority="9" w:qFormat="1"/>
+    <w:lsdException w:name="toc 1" w:uiPriority="39"/>
+    <w:lsdException w:name="toc 2" w:uiPriority="39"/>
+    <w:lsdException w:name="toc 3" w:uiPriority="39"/>
+    <w:lsdException w:name="toc 4" w:uiPriority="39"/>
+    <w:lsdException w:name="toc 5" w:uiPriority="39"/>
+    <w:lsdException w:name="toc 6" w:uiPriority="39"/>
+    <w:lsdException w:name="toc 7" w:uiPriority="39"/>
+    <w:lsdException w:name="toc 8" w:uiPriority="39"/>
+    <w:lsdException w:name="toc 9" w:uiPriority="39"/>
+    <w:lsdException w:name="caption" w:uiPriority="35" w:qFormat="1"/>
+    <w:lsdException w:name="Title" w:semiHidden="0" w:uiPriority="10" w:unhideWhenUsed="0" w:qFormat="1"/>
+    <w:lsdException w:name="Default Paragraph Font" w:uiPriority="1"/>
+    <w:lsdException w:name="Subtitle" w:semiHidden="0" w:uiPriority="11" w:unhideWhenUsed="0" w:qFormat="1"/>
+    <w:lsdException w:name="Strong" w:semiHidden="0" w:uiPriority="22" w:unhideWhenUsed="0" w:qFormat="1"/>
+    <w:lsdException w:name="Emphasis" w:semiHidden="0" w:uiPriority="20" w:unhideWhenUsed="0" w:qFormat="1"/>
+    <w:lsdException w:name="Table Grid" w:semiHidden="0" w:uiPriority="59" w:unhideWhenUsed="0"/>
+    <w:lsdException w:name="Placeholder Text" w:unhideWhenUsed="0"/>
+    <w:lsdException w:name="No Spacing" w:semiHidden="0" w:uiPriority="1" w:unhideWhenUsed="0" w:qFormat="1"/>
+    <w:lsdException w:name="Light Shading" w:semiHidden="0" w:uiPriority="60" w:unhideWhenUsed="0"/>
+    <w:lsdException w:name="Light List" w:semiHidden="0" w:uiPriority="61" w:unhideWhenUsed="0"/>
+    <w:lsdException w:name="Light Grid" w:semiHidden="0" w:uiPriority="62" w:unhideWhenUsed="0"/>
+    <w:lsdException w:name="Medium Shading 1" w:semiHidden="0" w:uiPriority="63" w:unhideWhenUsed="0"/>
+    <w:lsdException w:name="Medium Shading 2" w:semiHidden="0" w:uiPriority="64" w:unhideWhenUsed="0"/>
+    <w:lsdException w:name="Medium List 1" w:semiHidden="0" w:uiPriority="65" w:unhideWhenUsed="0"/>
+    <w:lsdException w:name="Medium List 2" w:semiHidden="0" w:uiPriority="66" w:unhideWhenUsed="0"/>
+    <w:lsdException w:name="Medium Grid 1" w:semiHidden="0" w:uiPriority="67" w:unhideWhenUsed="0"/>
+    <w:lsdException w:name="Medium Grid 2" w:semiHidden="0" w:uiPriority="68" w:unhideWhenUsed="0"/>
+    <w:lsdException w:name="Medium Grid 3" w:semiHidden="0" w:uiPriority="69" w:unhideWhenUsed="0"/>
+    <w:lsdException w:name="Dark List" w:semiHidden="0" w:uiPriority="70" w:unhideWhenUsed="0"/>
+    <w:lsdException w:name="Colorful Shading" w:semiHidden="0" w:uiPriority="71" w:unhideWhenUsed="0"/>
+    <w:lsdException w:name="Colorful List" w:semiHidden="0" w:uiPriority="72" w:unhideWhenUsed="0"/>
+    <w:lsdException w:name="Colorful Grid" w:semiHidden="0" w:uiPriority="73" w:unhideWhenUsed="0"/>
+    <w:lsdException w:name="Light Shading Accent 1" w:semiHidden="0" w:uiPriority="60" w:unhideWhenUsed="0"/>
+    <w:lsdException w:name="Light List Accent 1" w:semiHidden="0" w:uiPriority="61" w:unhideWhenUsed="0"/>
+    <w:lsdException w:name="Light Grid Accent 1" w:semiHidden="0" w:uiPriority="62" w:unhideWhenUsed="0"/>
+    <w:lsdException w:name="Medium Shading 1 Accent 1" w:semiHidden="0" w:uiPriority="63" w:unhideWhenUsed="0"/>
+    <w:lsdException w:name="Medium Shading 2 Accent 1" w:semiHidden="0" w:uiPriority="64" w:unhideWhenUsed="0"/>
+    <w:lsdException w:name="Medium List 1 Accent 1" w:semiHidden="0" w:uiPriority="65" w:unhideWhenUsed="0"/>
+    <w:lsdException w:name="Revision" w:unhideWhenUsed="0"/>
+    <w:lsdException w:name="List Paragraph" w:semiHidden="0" w:uiPriority="34" w:unhideWhenUsed="0" w:qFormat="1"/>
+    <w:lsdException w:name="Quote" w:semiHidden="0" w:uiPriority="29" w:unhideWhenUsed="0" w:qFormat="1"/>
+    <w:lsdException w:name="Intense Quote" w:semiHidden="0" w:uiPriority="30" w:unhideWhenUsed="0" w:qFormat="1"/>
+    <w:lsdException w:name="Medium List 2 Accent 1" w:semiHidden="0" w:uiPriority="66" w:unhideWhenUsed="0"/>
+    <w:lsdException w:name="Medium Grid 1 Accent 1" w:semiHidden="0" w:uiPriority="67" w:unhideWhenUsed="0"/>
+    <w:lsdException w:name="Medium Grid 2 Accent 1" w:semiHidden="0" w:uiPriority="68" w:unhideWhenUsed="0"/>
+    <w:lsdException w:name="Medium Grid 3 Accent 1" w:semiHidden="0" w:uiPriority="69" w:unhideWhenUsed="0"/>
+    <w:lsdException w:name="Dark List Accent 1" w:semiHidden="0" w:uiPriority="70" w:unhideWhenUsed="0"/>
+    <w:lsdException w:name="Colorful Shading Accent 1" w:semiHidden="0" w:uiPriority="71" w:unhideWhenUsed="0"/>
+    <w:lsdException w:name="Colorful List Accent 1" w:semiHidden="0" w:uiPriority="72" w:unhideWhenUsed="0"/>
+    <w:lsdException w:name="Colorful Grid Accent 1" w:semiHidden="0" w:uiPriority="73" w:unhideWhenUsed="0"/>
+    <w:lsdException w:name="Light Shading Accent 2" w:semiHidden="0" w:uiPriority="60" w:unhideWhenUsed="0"/>
+    <w:lsdException w:name="Light List Accent 2" w:semiHidden="0" w:uiPriority="61" w:unhideWhenUsed="0"/>
+    <w:lsdException w:name="Light Grid Accent 2" w:semiHidden="0" w:uiPriority="62" w:unhideWhenUsed="0"/>
+    <w:lsdException w:name="Medium Shading 1 Accent 2" w:semiHidden="0" w:uiPriority="63" w:unhideWhenUsed="0"/>
+    <w:lsdException w:name="Medium Shading 2 Accent 2" w:semiHidden="0" w:uiPriority="64" w:unhideWhenUsed="0"/>
+    <w:lsdException w:name="Medium List 1 Accent 2" w:semiHidden="0" w:uiPriority="65" w:unhideWhenUsed="0"/>
+    <w:lsdException w:name="Medium List 2 Accent 2" w:semiHidden="0" w:uiPriority="66" w:unhideWhenUsed="0"/>
+    <w:lsdException w:name="Medium Grid 1 Accent 2" w:semiHidden="0" w:uiPriority="67" w:unhideWhenUsed="0"/>
+    <w:lsdException w:name="Medium Grid 2 Accent 2" w:semiHidden="0" w:uiPriority="68" w:unhideWhenUsed="0"/>
+    <w:lsdException w:name="Medium Grid 3 Accent 2" w:semiHidden="0" w:uiPriority="69" w:unhideWhenUsed="0"/>
+    <w:lsdException w:name="Dark List Accent 2" w:semiHidden="0" w:uiPriority="70" w:unhideWhenUsed="0"/>
+    <w:lsdException w:name="Colorful Shading Accent 2" w:semiHidden="0" w:uiPriority="71" w:unhideWhenUsed="0"/>
+    <w:lsdException w:name="Colorful List Accent 2" w:semiHidden="0" w:uiPriority="72" w:unhideWhenUsed="0"/>
+    <w:lsdException w:name="Colorful Grid Accent 2" w:semiHidden="0" w:uiPriority="73" w:unhideWhenUsed="0"/>
+    <w:lsdException w:name="Light Shading Accent 3" w:semiHidden="0" w:uiPriority="60" w:unhideWhenUsed="0"/>
+    <w:lsdException w:name="Light List Accent 3" w:semiHidden="0" w:uiPriority="61" w:unhideWhenUsed="0"/>
+    <w:lsdException w:name="Light Grid Accent 3" w:semiHidden="0" w:uiPriority="62" w:unhideWhenUsed="0"/>
+    <w:lsdException w:name="Medium Shading 1 Accent 3" w:semiHidden="0" w:uiPriority="63" w:unhideWhenUsed="0"/>
+    <w:lsdException w:name="Medium Shading 2 Accent 3" w:semiHidden="0" w:uiPriority="64" w:unhideWhenUsed="0"/>
+    <w:lsdException w:name="Medium List 1 Accent 3" w:semiHidden="0" w:uiPriority="65" w:unhideWhenUsed="0"/>
+    <w:lsdException w:name="Medium List 2 Accent 3" w:semiHidden="0" w:uiPriority="66" w:unhideWhenUsed="0"/>
+    <w:lsdException w:name="Medium Grid 1 Accent 3" w:semiHidden="0" w:uiPriority="67" w:unhideWhenUsed="0"/>
+    <w:lsdException w:name="Medium Grid 2 Accent 3" w:semiHidden="0" w:uiPriority="68" w:unhideWhenUsed="0"/>
+    <w:lsdException w:name="Medium Grid 3 Accent 3" w:semiHidden="0" w:uiPriority="69" w:unhideWhenUsed="0"/>
+    <w:lsdException w:name="Dark List Accent 3" w:semiHidden="0" w:uiPriority="70" w:unhideWhenUsed="0"/>
+    <w:lsdException w:name="Colorful Shading Accent 3" w:semiHidden="0" w:uiPriority="71" w:unhideWhenUsed="0"/>
+    <w:lsdException w:name="Colorful List Accent 3" w:semiHidden="0" w:uiPriority="72" w:unhideWhenUsed="0"/>
+    <w:lsdException w:name="Colorful Grid Accent 3" w:semiHidden="0" w:uiPriority="73" w:unhideWhenUsed="0"/>
+    <w:lsdException w:name="Light Shading Accent 4" w:semiHidden="0" w:uiPriority="60" w:unhideWhenUsed="0"/>
+    <w:lsdException w:name="Light List Accent 4" w:semiHidden="0" w:uiPriority="61" w:unhideWhenUsed="0"/>
+    <w:lsdException w:name="Light Grid Accent 4" w:semiHidden="0" w:uiPriority="62" w:unhideWhenUsed="0"/>
+    <w:lsdException w:name="Medium Shading 1 Accent 4" w:semiHidden="0" w:uiPriority="63" w:unhideWhenUsed="0"/>
+    <w:lsdException w:name="Medium Shading 2 Accent 4" w:semiHidden="0" w:uiPriority="64" w:unhideWhenUsed="0"/>
+    <w:lsdException w:name="Medium List 1 Accent 4" w:semiHidden="0" w:uiPriority="65" w:unhideWhenUsed="0"/>
+    <w:lsdException w:name="Medium List 2 Accent 4" w:semiHidden="0" w:uiPriority="66" w:unhideWhenUsed="0"/>
+    <w:lsdException w:name="Medium Grid 1 Accent 4" w:semiHidden="0" w:uiPriority="67" w:unhideWhenUsed="0"/>
+    <w:lsdException w:name="Medium Grid 2 Accent 4" w:semiHidden="0" w:uiPriority="68" w:unhideWhenUsed="0"/>
+    <w:lsdException w:name="Medium Grid 3 Accent 4" w:semiHidden="0" w:uiPriority="69" w:unhideWhenUsed="0"/>
+    <w:lsdException w:name="Dark List Accent 4" w:semiHidden="0" w:uiPriority="70" w:unhideWhenUsed="0"/>
+    <w:lsdException w:name="Colorful Shading Accent 4" w:semiHidden="0" w:uiPriority="71" w:unhideWhenUsed="0"/>
+    <w:lsdException w:name="Colorful List Accent 4" w:semiHidden="0" w:uiPriority="72" w:unhideWhenUsed="0"/>
+    <w:lsdException w:name="Colorful Grid Accent 4" w:semiHidden="0" w:uiPriority="73" w:unhideWhenUsed="0"/>
+    <w:lsdException w:name="Light Shading Accent 5" w:semiHidden="0" w:uiPriority="60" w:unhideWhenUsed="0"/>
+    <w:lsdException w:name="Light List Accent 5" w:semiHidden="0" w:uiPriority="61" w:unhideWhenUsed="0"/>
+    <w:lsdException w:name="Light Grid Accent 5" w:semiHidden="0" w:uiPriority="62" w:unhideWhenUsed="0"/>
+    <w:lsdException w:name="Medium Shading 1 Accent 5" w:semiHidden="0" w:uiPriority="63" w:unhideWhenUsed="0"/>
+    <w:lsdException w:name="Medium Shading 2 Accent 5" w:semiHidden="0" w:uiPriority="64" w:unhideWhenUsed="0"/>
+    <w:lsdException w:name="Medium List 1 Accent 5" w:semiHidden="0" w:uiPriority="65" w:unhideWhenUsed="0"/>
+    <w:lsdException w:name="Medium List 2 Accent 5" w:semiHidden="0" w:uiPriority="66" w:unhideWhenUsed="0"/>
+    <w:lsdException w:name="Medium Grid 1 Accent 5" w:semiHidden="0" w:uiPriority="67" w:unhideWhenUsed="0"/>
+    <w:lsdException w:name="Medium Grid 2 Accent 5" w:semiHidden="0" w:uiPriority="68" w:unhideWhenUsed="0"/>
+    <w:lsdException w:name="Medium Grid 3 Accent 5" w:semiHidden="0" w:uiPriority="69" w:unhideWhenUsed="0"/>
+    <w:lsdException w:name="Dark List Accent 5" w:semiHidden="0" w:uiPriority="70" w:unhideWhenUsed="0"/>
+    <w:lsdException w:name="Colorful Shading Accent 5" w:semiHidden="0" w:uiPriority="71" w:unhideWhenUsed="0"/>
+    <w:lsdException w:name="Colorful List Accent 5" w:semiHidden="0" w:uiPriority="72" w:unhideWhenUsed="0"/>
+    <w:lsdException w:name="Colorful Grid Accent 5" w:semiHidden="0" w:uiPriority="73" w:unhideWhenUsed="0"/>
+    <w:lsdException w:name="Light Shading Accent 6" w:semiHidden="0" w:uiPriority="60" w:unhideWhenUsed="0"/>
+    <w:lsdException w:name="Light List Accent 6" w:semiHidden="0" w:uiPriority="61" w:unhideWhenUsed="0"/>
+    <w:lsdException w:name="Light Grid Accent 6" w:semiHidden="0" w:uiPriority="62" w:unhideWhenUsed="0"/>
+    <w:lsdException w:name="Medium Shading 1 Accent 6" w:semiHidden="0" w:uiPriority="63" w:unhideWhenUsed="0"/>
+    <w:lsdException w:name="Medium Shading 2 Accent 6" w:semiHidden="0" w:uiPriority="64" w:unhideWhenUsed="0"/>
+    <w:lsdException w:name="Medium List 1 Accent 6" w:semiHidden="0" w:uiPriority="65" w:unhideWhenUsed="0"/>
+    <w:lsdException w:name="Medium List 2 Accent 6" w:semiHidden="0" w:uiPriority="66" w:unhideWhenUsed="0"/>
+    <w:lsdException w:name="Medium Grid 1 Accent 6" w:semiHidden="0" w:uiPriority="67" w:unhideWhenUsed="0"/>
+    <w:lsdException w:name="Medium Grid 2 Accent 6" w:semiHidden="0" w:uiPriority="68" w:unhideWhenUsed="0"/>
+    <w:lsdException w:name="Medium Grid 3 Accent 6" w:semiHidden="0" w:uiPriority="69" w:unhideWhenUsed="0"/>
+    <w:lsdException w:name="Dark List Accent 6" w:semiHidden="0" w:uiPriority="70" w:unhideWhenUsed="0"/>
+    <w:lsdException w:name="Colorful Shading Accent 6" w:semiHidden="0" w:uiPriority="71" w:unhideWhenUsed="0"/>
+    <w:lsdException w:name="Colorful List Accent 6" w:semiHidden="0" w:uiPriority="72" w:unhideWhenUsed="0"/>
+    <w:lsdException w:name="Colorful Grid Accent 6" w:semiHidden="0" w:uiPriority="73" w:unhideWhenUsed="0"/>
+    <w:lsdException w:name="Subtle Emphasis" w:semiHidden="0" w:uiPriority="19" w:unhideWhenUsed="0" w:qFormat="1"/>
+    <w:lsdException w:name="Intense Emphasis" w:semiHidden="0" w:uiPriority="21" w:unhideWhenUsed="0" w:qFormat="1"/>
+    <w:lsdException w:name="Subtle Reference" w:semiHidden="0" w:uiPriority="31" w:unhideWhenUsed="0" w:qFormat="1"/>
+    <w:lsdException w:name="Intense Reference" w:semiHidden="0" w:uiPriority="32" w:unhideWhenUsed="0" w:qFormat="1"/>
+    <w:lsdException w:name="Book Title" w:semiHidden="0" w:uiPriority="33" w:unhideWhenUsed="0" w:qFormat="1"/>
+    <w:lsdException w:name="Bibliography" w:uiPriority="37"/>
+    <w:lsdException w:name="TOC Heading" w:uiPriority="39" w:qFormat="1"/>
+  </w:latentStyles>
+  <w:style w:type="paragraph" w:default="1" w:styleId="a">
+    <w:name w:val="Normal"/>
+    <w:qFormat/>
+  </w:style>
+  <w:style w:type="character" w:default="1" w:styleId="a0">
+    <w:name w:val="Default Paragraph Font"/>
+    <w:uiPriority w:val="1"/>
+    <w:semiHidden/>
+    <w:unhideWhenUsed/>
+  </w:style>
+  <w:style w:type="table" w:default="1" w:styleId="a1">
+    <w:name w:val="Normal Table"/>
+    <w:uiPriority w:val="99"/>
+    <w:semiHidden/>
+    <w:unhideWhenUsed/>
+    <w:tblPr>
+      <w:tblInd w:w="0" w:type="dxa"/>
+      <w:tblCellMar>
+        <w:top w:w="0" w:type="dxa"/>
+        <w:left w:w="108" w:type="dxa"/>
+        <w:bottom w:w="0" w:type="dxa"/>
+        <w:right w:w="108" w:type="dxa"/>
+      </w:tblCellMar>
+    </w:tblPr>
+  </w:style>
+  <w:style w:type="numbering" w:default="1" w:styleId="a2">
+    <w:name w:val="No List"/>
+    <w:uiPriority w:val="99"/>
+    <w:semiHidden/>
+    <w:unhideWhenUsed/>
   </w:style>
 </w:styles>
 </file>
@@ -4674,7 +4879,7 @@
 </file>
 
 <file path=customXml/itemProps1.xml><?xml version="1.0" encoding="utf-8"?>
-<ds:datastoreItem xmlns:ds="http://schemas.openxmlformats.org/officeDocument/2006/customXml" ds:itemID="{7EEBE70B-5B3F-4DB5-9EE3-B04EE7F07E29}">
+<ds:datastoreItem xmlns:ds="http://schemas.openxmlformats.org/officeDocument/2006/customXml" ds:itemID="{3F51AD04-F167-4D4B-B88A-5F5FFEB8D792}">
   <ds:schemaRefs>
     <ds:schemaRef ds:uri="http://schemas.openxmlformats.org/officeDocument/2006/bibliography"/>
   </ds:schemaRefs>
